--- a/doc/specs/docx/QNSC_TIMER_MAS.docx
+++ b/doc/specs/docx/QNSC_TIMER_MAS.docx
@@ -15,7 +15,7 @@
         <w:pStyle w:val="Subtitle"/>
       </w:pPr>
       <w:r>
-        <w:t xml:space="preserve">MICRO-ARCHITECTURE SPECIFICATION – V2.3</w:t>
+        <w:t xml:space="preserve">MICRO-ARCHITECTURE SPECIFICATION – V2.4</w:t>
       </w:r>
     </w:p>
     <w:p>
@@ -745,6 +745,146 @@
           </w:p>
         </w:tc>
       </w:tr>
+      <w:tr>
+        <w:tc>
+          <w:tcPr/>
+          <w:p>
+            <w:pPr>
+              <w:pStyle w:val="Compact"/>
+              <w:jc w:val="left"/>
+            </w:pPr>
+            <w:r>
+              <w:t xml:space="preserve">V2.4</w:t>
+            </w:r>
+          </w:p>
+        </w:tc>
+        <w:tc>
+          <w:tcPr/>
+          <w:p>
+            <w:pPr>
+              <w:pStyle w:val="Compact"/>
+              <w:jc w:val="left"/>
+            </w:pPr>
+            <w:r>
+              <w:t xml:space="preserve">2026-09-28</w:t>
+            </w:r>
+          </w:p>
+        </w:tc>
+        <w:tc>
+          <w:tcPr/>
+          <w:p>
+            <w:pPr>
+              <w:pStyle w:val="Compact"/>
+              <w:jc w:val="left"/>
+            </w:pPr>
+            <w:r>
+              <w:t xml:space="preserve">Nghia VT</w:t>
+            </w:r>
+          </w:p>
+        </w:tc>
+        <w:tc>
+          <w:tcPr/>
+          <w:p>
+            <w:pPr>
+              <w:pStyle w:val="Compact"/>
+              <w:jc w:val="left"/>
+            </w:pPr>
+            <w:r>
+              <w:t xml:space="preserve">–</w:t>
+            </w:r>
+          </w:p>
+        </w:tc>
+        <w:tc>
+          <w:tcPr/>
+          <w:p>
+            <w:pPr>
+              <w:pStyle w:val="Compact"/>
+              <w:jc w:val="left"/>
+            </w:pPr>
+            <w:r>
+              <w:rPr>
+                <w:rStyle w:val="VerbatimChar"/>
+              </w:rPr>
+              <w:t xml:space="preserve">SCRC</w:t>
+            </w:r>
+            <w:r>
+              <w:t xml:space="preserve"> </w:t>
+            </w:r>
+            <w:r>
+              <w:t xml:space="preserve">bits from</w:t>
+            </w:r>
+            <w:r>
+              <w:t xml:space="preserve"> </w:t>
+            </w:r>
+            <w:r>
+              <w:rPr>
+                <w:rStyle w:val="VerbatimChar"/>
+              </w:rPr>
+              <w:t xml:space="preserve">QNSC_SCRC_MAS</w:t>
+            </w:r>
+            <w:r>
+              <w:t xml:space="preserve"> </w:t>
+            </w:r>
+            <w:r>
+              <w:t xml:space="preserve">V3.0:</w:t>
+            </w:r>
+            <w:r>
+              <w:t xml:space="preserve"> </w:t>
+            </w:r>
+            <w:r>
+              <w:rPr>
+                <w:rStyle w:val="VerbatimChar"/>
+              </w:rPr>
+              <w:t xml:space="preserve">CLK_EN[3]</w:t>
+            </w:r>
+            <w:r>
+              <w:t xml:space="preserve">,</w:t>
+            </w:r>
+            <w:r>
+              <w:t xml:space="preserve"> </w:t>
+            </w:r>
+            <w:r>
+              <w:rPr>
+                <w:rStyle w:val="VerbatimChar"/>
+              </w:rPr>
+              <w:t xml:space="preserve">CLK_EN[4]</w:t>
+            </w:r>
+            <w:r>
+              <w:t xml:space="preserve">; the error response is the</w:t>
+            </w:r>
+            <w:r>
+              <w:t xml:space="preserve"> </w:t>
+            </w:r>
+            <w:r>
+              <w:rPr>
+                <w:rStyle w:val="VerbatimChar"/>
+              </w:rPr>
+              <w:t xml:space="preserve">SCRC</w:t>
+            </w:r>
+            <w:r>
+              <w:t xml:space="preserve"> </w:t>
+            </w:r>
+            <w:r>
+              <w:t xml:space="preserve">APB guard; two requirements on</w:t>
+            </w:r>
+            <w:r>
+              <w:t xml:space="preserve"> </w:t>
+            </w:r>
+            <w:r>
+              <w:rPr>
+                <w:rStyle w:val="VerbatimChar"/>
+              </w:rPr>
+              <w:t xml:space="preserve">SCRC</w:t>
+            </w:r>
+            <w:r>
+              <w:t xml:space="preserve"> </w:t>
+            </w:r>
+            <w:r>
+              <w:t xml:space="preserve">closed</w:t>
+            </w:r>
+          </w:p>
+        </w:tc>
+      </w:tr>
     </w:tbl>
     <w:bookmarkEnd w:id="26"/>
     <w:bookmarkStart w:id="27" w:name="overview"/>
@@ -1332,7 +1472,7 @@
               <a:graphicData uri="http://schemas.openxmlformats.org/drawingml/2006/picture">
                 <pic:pic>
                   <pic:nvPicPr>
-                    <pic:cNvPr descr="../img/fig_timer_block.png" id="31" name="Picture"/>
+                    <pic:cNvPr descr="../figures/img/fig_timer_block.png" id="31" name="Picture"/>
                     <pic:cNvPicPr>
                       <a:picLocks noChangeArrowheads="1" noChangeAspect="1"/>
                     </pic:cNvPicPr>
@@ -1403,7 +1543,22 @@
         <w:rPr>
           <w:rStyle w:val="VerbatimChar"/>
         </w:rPr>
-        <w:t xml:space="preserve">CLK_EN[TBD]</w:t>
+        <w:t xml:space="preserve">CLK_EN[3]</w:t>
+      </w:r>
+      <w:r>
+        <w:t xml:space="preserve"> </w:t>
+      </w:r>
+      <w:r>
+        <w:t xml:space="preserve">or</w:t>
+      </w:r>
+      <w:r>
+        <w:t xml:space="preserve"> </w:t>
+      </w:r>
+      <w:r>
+        <w:rPr>
+          <w:rStyle w:val="VerbatimChar"/>
+        </w:rPr>
+        <w:t xml:space="preserve">CLK_EN[4]</w:t>
       </w:r>
       <w:r>
         <w:t xml:space="preserve"> </w:t>
@@ -1481,7 +1636,7 @@
               <a:graphicData uri="http://schemas.openxmlformats.org/drawingml/2006/picture">
                 <pic:pic>
                   <pic:nvPicPr>
-                    <pic:cNvPr descr="../img/fig_timer_inside.png" id="34" name="Picture"/>
+                    <pic:cNvPr descr="../figures/img/fig_timer_inside.png" id="34" name="Picture"/>
                     <pic:cNvPicPr>
                       <a:picLocks noChangeArrowheads="1" noChangeAspect="1"/>
                     </pic:cNvPicPr>
@@ -7299,7 +7454,7 @@
         <w:t xml:space="preserve"> </w:t>
       </w:r>
       <w:r>
-        <w:t xml:space="preserve">holds its value; the</w:t>
+        <w:t xml:space="preserve">holds its value. While the clock is stopped, the</w:t>
       </w:r>
       <w:r>
         <w:t xml:space="preserve"> </w:t>
@@ -7314,13 +7469,25 @@
         <w:t xml:space="preserve"> </w:t>
       </w:r>
       <w:r>
-        <w:t xml:space="preserve">gated-domain responder answers accesses</w:t>
-      </w:r>
-      <w:r>
-        <w:t xml:space="preserve"> </w:t>
-      </w:r>
-      <w:r>
-        <w:t xml:space="preserve">to the region with an error.</w:t>
+        <w:t xml:space="preserve">APB guard answers accesses to the region with an error</w:t>
+      </w:r>
+      <w:r>
+        <w:t xml:space="preserve"> </w:t>
+      </w:r>
+      <w:r>
+        <w:t xml:space="preserve">(</w:t>
+      </w:r>
+      <w:r>
+        <w:rPr>
+          <w:rStyle w:val="VerbatimChar"/>
+        </w:rPr>
+        <w:t xml:space="preserve">QNSC_SCRC_MAS</w:t>
+      </w:r>
+      <w:r>
+        <w:t xml:space="preserve"> </w:t>
+      </w:r>
+      <w:r>
+        <w:t xml:space="preserve">7.7).</w:t>
       </w:r>
     </w:p>
     <w:bookmarkEnd w:id="44"/>
@@ -7587,7 +7754,19 @@
               <w:t xml:space="preserve"> </w:t>
             </w:r>
             <w:r>
-              <w:t xml:space="preserve">responder, only while the clock gate is closed – 7.6</w:t>
+              <w:t xml:space="preserve">APB guard, while the clock is stopped (</w:t>
+            </w:r>
+            <w:r>
+              <w:rPr>
+                <w:rStyle w:val="VerbatimChar"/>
+              </w:rPr>
+              <w:t xml:space="preserve">QNSC_SCRC_MAS</w:t>
+            </w:r>
+            <w:r>
+              <w:t xml:space="preserve"> </w:t>
+            </w:r>
+            <w:r>
+              <w:t xml:space="preserve">7.7)</w:t>
             </w:r>
           </w:p>
         </w:tc>
@@ -8190,196 +8369,6 @@
             </w:pPr>
             <w:r>
               <w:t xml:space="preserve">register decode</w:t>
-            </w:r>
-          </w:p>
-        </w:tc>
-      </w:tr>
-      <w:tr>
-        <w:tc>
-          <w:tcPr/>
-          <w:p>
-            <w:pPr>
-              <w:pStyle w:val="Compact"/>
-              <w:jc w:val="left"/>
-            </w:pPr>
-            <w:r>
-              <w:rPr>
-                <w:rStyle w:val="VerbatimChar"/>
-              </w:rPr>
-              <w:t xml:space="preserve">CLK_EN</w:t>
-            </w:r>
-            <w:r>
-              <w:t xml:space="preserve"> </w:t>
-            </w:r>
-            <w:r>
-              <w:t xml:space="preserve">and</w:t>
-            </w:r>
-            <w:r>
-              <w:t xml:space="preserve"> </w:t>
-            </w:r>
-            <w:r>
-              <w:rPr>
-                <w:rStyle w:val="VerbatimChar"/>
-              </w:rPr>
-              <w:t xml:space="preserve">SOFT_RST_CTRL</w:t>
-            </w:r>
-            <w:r>
-              <w:t xml:space="preserve"> </w:t>
-            </w:r>
-            <w:r>
-              <w:t xml:space="preserve">bit positions for</w:t>
-            </w:r>
-            <w:r>
-              <w:t xml:space="preserve"> </w:t>
-            </w:r>
-            <w:r>
-              <w:rPr>
-                <w:rStyle w:val="VerbatimChar"/>
-              </w:rPr>
-              <w:t xml:space="preserve">TIMER0</w:t>
-            </w:r>
-            <w:r>
-              <w:t xml:space="preserve"> </w:t>
-            </w:r>
-            <w:r>
-              <w:t xml:space="preserve">and</w:t>
-            </w:r>
-            <w:r>
-              <w:t xml:space="preserve"> </w:t>
-            </w:r>
-            <w:r>
-              <w:rPr>
-                <w:rStyle w:val="VerbatimChar"/>
-              </w:rPr>
-              <w:t xml:space="preserve">TIMER1</w:t>
-            </w:r>
-          </w:p>
-        </w:tc>
-        <w:tc>
-          <w:tcPr/>
-          <w:p>
-            <w:pPr>
-              <w:pStyle w:val="Compact"/>
-              <w:jc w:val="left"/>
-            </w:pPr>
-            <w:r>
-              <w:rPr>
-                <w:rStyle w:val="VerbatimChar"/>
-              </w:rPr>
-              <w:t xml:space="preserve">SCRC</w:t>
-            </w:r>
-            <w:r>
-              <w:t xml:space="preserve"> </w:t>
-            </w:r>
-            <w:r>
-              <w:t xml:space="preserve">owner</w:t>
-            </w:r>
-          </w:p>
-        </w:tc>
-        <w:tc>
-          <w:tcPr/>
-          <w:p>
-            <w:pPr>
-              <w:pStyle w:val="Compact"/>
-              <w:jc w:val="left"/>
-            </w:pPr>
-            <w:r>
-              <w:t xml:space="preserve">the wrapper’s clock and reset connection</w:t>
-            </w:r>
-          </w:p>
-        </w:tc>
-      </w:tr>
-      <w:tr>
-        <w:tc>
-          <w:tcPr/>
-          <w:p>
-            <w:pPr>
-              <w:pStyle w:val="Compact"/>
-              <w:jc w:val="left"/>
-            </w:pPr>
-            <w:r>
-              <w:t xml:space="preserve">Gate reset values:</w:t>
-            </w:r>
-            <w:r>
-              <w:t xml:space="preserve"> </w:t>
-            </w:r>
-            <w:r>
-              <w:rPr>
-                <w:rStyle w:val="VerbatimChar"/>
-              </w:rPr>
-              <w:t xml:space="preserve">TIMER0</w:t>
-            </w:r>
-            <w:r>
-              <w:t xml:space="preserve"> </w:t>
-            </w:r>
-            <w:r>
-              <w:t xml:space="preserve">open,</w:t>
-            </w:r>
-            <w:r>
-              <w:t xml:space="preserve"> </w:t>
-            </w:r>
-            <w:r>
-              <w:rPr>
-                <w:rStyle w:val="VerbatimChar"/>
-              </w:rPr>
-              <w:t xml:space="preserve">TIMER1</w:t>
-            </w:r>
-            <w:r>
-              <w:t xml:space="preserve"> </w:t>
-            </w:r>
-            <w:r>
-              <w:t xml:space="preserve">closed</w:t>
-            </w:r>
-          </w:p>
-        </w:tc>
-        <w:tc>
-          <w:tcPr/>
-          <w:p>
-            <w:pPr>
-              <w:pStyle w:val="Compact"/>
-              <w:jc w:val="left"/>
-            </w:pPr>
-            <w:r>
-              <w:rPr>
-                <w:rStyle w:val="VerbatimChar"/>
-              </w:rPr>
-              <w:t xml:space="preserve">SCRC</w:t>
-            </w:r>
-            <w:r>
-              <w:t xml:space="preserve"> </w:t>
-            </w:r>
-            <w:r>
-              <w:t xml:space="preserve">owner</w:t>
-            </w:r>
-          </w:p>
-        </w:tc>
-        <w:tc>
-          <w:tcPr/>
-          <w:p>
-            <w:pPr>
-              <w:pStyle w:val="Compact"/>
-              <w:jc w:val="left"/>
-            </w:pPr>
-            <w:r>
-              <w:rPr>
-                <w:rStyle w:val="VerbatimChar"/>
-              </w:rPr>
-              <w:t xml:space="preserve">TIMER0</w:t>
-            </w:r>
-            <w:r>
-              <w:t xml:space="preserve"> </w:t>
-            </w:r>
-            <w:r>
-              <w:t xml:space="preserve">counting before firmware writes</w:t>
-            </w:r>
-            <w:r>
-              <w:t xml:space="preserve"> </w:t>
-            </w:r>
-            <w:r>
-              <w:rPr>
-                <w:rStyle w:val="VerbatimChar"/>
-              </w:rPr>
-              <w:t xml:space="preserve">SCRC</w:t>
             </w:r>
           </w:p>
         </w:tc>
@@ -9722,7 +9711,7 @@
       <w:rPr>
         <w:szCs w:val="26"/>
       </w:rPr>
-      <w:t>V2.3</w:t>
+      <w:t>V2.4</w:t>
     </w:r>
     <w:r>
       <w:rPr>

--- a/doc/specs/docx/QNSC_TIMER_MAS.docx
+++ b/doc/specs/docx/QNSC_TIMER_MAS.docx
@@ -15,7 +15,7 @@
         <w:pStyle w:val="Subtitle"/>
       </w:pPr>
       <w:r>
-        <w:t xml:space="preserve">MICRO-ARCHITECTURE SPECIFICATION – V2.4</w:t>
+        <w:t xml:space="preserve">MICRO-ARCHITECTURE SPECIFICATION – V2.5</w:t>
       </w:r>
     </w:p>
     <w:p>
@@ -885,6 +885,95 @@
           </w:p>
         </w:tc>
       </w:tr>
+      <w:tr>
+        <w:tc>
+          <w:tcPr/>
+          <w:p>
+            <w:pPr>
+              <w:pStyle w:val="Compact"/>
+              <w:jc w:val="left"/>
+            </w:pPr>
+            <w:r>
+              <w:t xml:space="preserve">V2.5</w:t>
+            </w:r>
+          </w:p>
+        </w:tc>
+        <w:tc>
+          <w:tcPr/>
+          <w:p>
+            <w:pPr>
+              <w:pStyle w:val="Compact"/>
+              <w:jc w:val="left"/>
+            </w:pPr>
+            <w:r>
+              <w:t xml:space="preserve">2026-09-28</w:t>
+            </w:r>
+          </w:p>
+        </w:tc>
+        <w:tc>
+          <w:tcPr/>
+          <w:p>
+            <w:pPr>
+              <w:pStyle w:val="Compact"/>
+              <w:jc w:val="left"/>
+            </w:pPr>
+            <w:r>
+              <w:t xml:space="preserve">Nghia VT</w:t>
+            </w:r>
+          </w:p>
+        </w:tc>
+        <w:tc>
+          <w:tcPr/>
+          <w:p>
+            <w:pPr>
+              <w:pStyle w:val="Compact"/>
+              <w:jc w:val="left"/>
+            </w:pPr>
+            <w:r>
+              <w:t xml:space="preserve">–</w:t>
+            </w:r>
+          </w:p>
+        </w:tc>
+        <w:tc>
+          <w:tcPr/>
+          <w:p>
+            <w:pPr>
+              <w:pStyle w:val="Compact"/>
+              <w:jc w:val="left"/>
+            </w:pPr>
+            <w:r>
+              <w:t xml:space="preserve">Wrapper</w:t>
+            </w:r>
+            <w:r>
+              <w:t xml:space="preserve"> </w:t>
+            </w:r>
+            <w:r>
+              <w:rPr>
+                <w:rStyle w:val="VerbatimChar"/>
+              </w:rPr>
+              <w:t xml:space="preserve">m_qnsc_wrap_timer</w:t>
+            </w:r>
+            <w:r>
+              <w:t xml:space="preserve"> </w:t>
+            </w:r>
+            <w:r>
+              <w:t xml:space="preserve">(Naming Rule V1.1 rule 2.1; was</w:t>
+            </w:r>
+            <w:r>
+              <w:t xml:space="preserve"> </w:t>
+            </w:r>
+            <w:r>
+              <w:rPr>
+                <w:rStyle w:val="VerbatimChar"/>
+              </w:rPr>
+              <w:t xml:space="preserve">m_qnsc_wrap_apb_timer_unit</w:t>
+            </w:r>
+            <w:r>
+              <w:t xml:space="preserve">). No change in behaviour</w:t>
+            </w:r>
+          </w:p>
+        </w:tc>
+      </w:tr>
     </w:tbl>
     <w:bookmarkEnd w:id="26"/>
     <w:bookmarkStart w:id="27" w:name="overview"/>
@@ -934,7 +1023,22 @@
         <w:rPr>
           <w:rStyle w:val="VerbatimChar"/>
         </w:rPr>
-        <w:t xml:space="preserve">pulp-platform/apb_timer_unit</w:t>
+        <w:t xml:space="preserve">apb_timer_unit</w:t>
+      </w:r>
+      <w:r>
+        <w:t xml:space="preserve"> </w:t>
+      </w:r>
+      <w:r>
+        <w:t xml:space="preserve">from</w:t>
+      </w:r>
+      <w:r>
+        <w:t xml:space="preserve"> </w:t>
+      </w:r>
+      <w:r>
+        <w:rPr>
+          <w:rStyle w:val="VerbatimChar"/>
+        </w:rPr>
+        <w:t xml:space="preserve">pulp-platform/timer_unit</w:t>
       </w:r>
       <w:r>
         <w:t xml:space="preserve">, each an APB</w:t>
@@ -984,7 +1088,7 @@
         <w:rPr>
           <w:rStyle w:val="VerbatimChar"/>
         </w:rPr>
-        <w:t xml:space="preserve">m_qnsc_wrap_apb_timer_unit</w:t>
+        <w:t xml:space="preserve">m_qnsc_wrap_timer</w:t>
       </w:r>
       <w:r>
         <w:t xml:space="preserve">, owner</w:t>
@@ -1877,7 +1981,7 @@
         <w:t xml:space="preserve"> </w:t>
       </w:r>
       <w:r>
-        <w:t xml:space="preserve">V1.0. The IP port each wrapper port drives</w:t>
+        <w:t xml:space="preserve">V1.1. The IP port each wrapper port drives</w:t>
       </w:r>
       <w:r>
         <w:t xml:space="preserve"> </w:t>
@@ -9711,7 +9815,7 @@
       <w:rPr>
         <w:szCs w:val="26"/>
       </w:rPr>
-      <w:t>V2.4</w:t>
+      <w:t>V2.5</w:t>
     </w:r>
     <w:r>
       <w:rPr>

--- a/doc/specs/docx/QNSC_TIMER_MAS.docx
+++ b/doc/specs/docx/QNSC_TIMER_MAS.docx
@@ -15,7 +15,7 @@
         <w:pStyle w:val="Subtitle"/>
       </w:pPr>
       <w:r>
-        <w:t xml:space="preserve">MICRO-ARCHITECTURE SPECIFICATION – V2.5</w:t>
+        <w:t xml:space="preserve">MICRO-ARCHITECTURE SPECIFICATION – V2.6</w:t>
       </w:r>
     </w:p>
     <w:p>
@@ -974,6 +974,77 @@
           </w:p>
         </w:tc>
       </w:tr>
+      <w:tr>
+        <w:tc>
+          <w:tcPr/>
+          <w:p>
+            <w:pPr>
+              <w:pStyle w:val="Compact"/>
+              <w:jc w:val="left"/>
+            </w:pPr>
+            <w:r>
+              <w:t xml:space="preserve">V2.6</w:t>
+            </w:r>
+          </w:p>
+        </w:tc>
+        <w:tc>
+          <w:tcPr/>
+          <w:p>
+            <w:pPr>
+              <w:pStyle w:val="Compact"/>
+              <w:jc w:val="left"/>
+            </w:pPr>
+            <w:r>
+              <w:t xml:space="preserve">2026-09-30</w:t>
+            </w:r>
+          </w:p>
+        </w:tc>
+        <w:tc>
+          <w:tcPr/>
+          <w:p>
+            <w:pPr>
+              <w:pStyle w:val="Compact"/>
+              <w:jc w:val="left"/>
+            </w:pPr>
+            <w:r>
+              <w:t xml:space="preserve">Nghia VT</w:t>
+            </w:r>
+          </w:p>
+        </w:tc>
+        <w:tc>
+          <w:tcPr/>
+          <w:p>
+            <w:pPr>
+              <w:pStyle w:val="Compact"/>
+              <w:jc w:val="left"/>
+            </w:pPr>
+            <w:r>
+              <w:t xml:space="preserve">–</w:t>
+            </w:r>
+          </w:p>
+        </w:tc>
+        <w:tc>
+          <w:tcPr/>
+          <w:p>
+            <w:pPr>
+              <w:pStyle w:val="Compact"/>
+              <w:jc w:val="left"/>
+            </w:pPr>
+            <w:r>
+              <w:t xml:space="preserve">Section 12: every check carries an ID (</w:t>
+            </w:r>
+            <w:r>
+              <w:rPr>
+                <w:rStyle w:val="VerbatimChar"/>
+              </w:rPr>
+              <w:t xml:space="preserve">&lt;BLOCK&gt;_NNN</w:t>
+            </w:r>
+            <w:r>
+              <w:t xml:space="preserve">), for traceability to tests. No change in behaviour</w:t>
+            </w:r>
+          </w:p>
+        </w:tc>
+      </w:tr>
     </w:tbl>
     <w:bookmarkEnd w:id="26"/>
     <w:bookmarkStart w:id="27" w:name="overview"/>
@@ -8748,6 +8819,15 @@
         <w:jc w:val="left"/>
       </w:pPr>
       <w:r>
+        <w:rPr>
+          <w:rStyle w:val="VerbatimChar"/>
+        </w:rPr>
+        <w:t xml:space="preserve">TIMER_001</w:t>
+      </w:r>
+      <w:r>
+        <w:t xml:space="preserve"> </w:t>
+      </w:r>
+      <w:r>
         <w:t xml:space="preserve">Register reset values and access types match section 6, including reads of 0 from</w:t>
       </w:r>
       <w:r>
@@ -8803,6 +8883,15 @@
         <w:rPr>
           <w:rStyle w:val="VerbatimChar"/>
         </w:rPr>
+        <w:t xml:space="preserve">TIMER_002</w:t>
+      </w:r>
+      <w:r>
+        <w:t xml:space="preserve"> </w:t>
+      </w:r>
+      <w:r>
+        <w:rPr>
+          <w:rStyle w:val="VerbatimChar"/>
+        </w:rPr>
         <w:t xml:space="preserve">base + 0x40</w:t>
       </w:r>
       <w:r>
@@ -8855,6 +8944,15 @@
         <w:jc w:val="left"/>
       </w:pPr>
       <w:r>
+        <w:rPr>
+          <w:rStyle w:val="VerbatimChar"/>
+        </w:rPr>
+        <w:t xml:space="preserve">TIMER_003</w:t>
+      </w:r>
+      <w:r>
+        <w:t xml:space="preserve"> </w:t>
+      </w:r>
+      <w:r>
         <w:t xml:space="preserve">Tick rate for each row of 7.1, including</w:t>
       </w:r>
       <w:r>
@@ -8883,6 +8981,15 @@
         <w:jc w:val="left"/>
       </w:pPr>
       <w:r>
+        <w:rPr>
+          <w:rStyle w:val="VerbatimChar"/>
+        </w:rPr>
+        <w:t xml:space="preserve">TIMER_004</w:t>
+      </w:r>
+      <w:r>
+        <w:t xml:space="preserve"> </w:t>
+      </w:r>
+      <w:r>
         <w:t xml:space="preserve">64-bit mode:</w:t>
       </w:r>
       <w:r>
@@ -8947,6 +9054,15 @@
         <w:jc w:val="left"/>
       </w:pPr>
       <w:r>
+        <w:rPr>
+          <w:rStyle w:val="VerbatimChar"/>
+        </w:rPr>
+        <w:t xml:space="preserve">TIMER_005</w:t>
+      </w:r>
+      <w:r>
+        <w:t xml:space="preserve"> </w:t>
+      </w:r>
+      <w:r>
         <w:t xml:space="preserve">Every row of the interrupt shape table in 7.3, in 32-bit and 64-bit mode.</w:t>
       </w:r>
       <w:r>
@@ -9023,6 +9139,15 @@
         <w:jc w:val="left"/>
       </w:pPr>
       <w:r>
+        <w:rPr>
+          <w:rStyle w:val="VerbatimChar"/>
+        </w:rPr>
+        <w:t xml:space="preserve">TIMER_006</w:t>
+      </w:r>
+      <w:r>
+        <w:t xml:space="preserve"> </w:t>
+      </w:r>
+      <w:r>
         <w:t xml:space="preserve">Periodic period equals the 7.3 formula, with and without the prescaler;</w:t>
       </w:r>
       <w:r>
@@ -9063,6 +9188,15 @@
         <w:jc w:val="left"/>
       </w:pPr>
       <w:r>
+        <w:rPr>
+          <w:rStyle w:val="VerbatimChar"/>
+        </w:rPr>
+        <w:t xml:space="preserve">TIMER_007</w:t>
+      </w:r>
+      <w:r>
+        <w:t xml:space="preserve"> </w:t>
+      </w:r>
+      <w:r>
         <w:t xml:space="preserve">Each clearing action of 7.5 drops a held level;</w:t>
       </w:r>
       <w:r>
@@ -9110,6 +9244,15 @@
         <w:jc w:val="left"/>
       </w:pPr>
       <w:r>
+        <w:rPr>
+          <w:rStyle w:val="VerbatimChar"/>
+        </w:rPr>
+        <w:t xml:space="preserve">TIMER_008</w:t>
+      </w:r>
+      <w:r>
+        <w:t xml:space="preserve"> </w:t>
+      </w:r>
+      <w:r>
         <w:t xml:space="preserve">A compare value written one tick behind the count is missed until the wrap.</w:t>
       </w:r>
     </w:p>
@@ -9126,6 +9269,15 @@
         <w:rPr>
           <w:rStyle w:val="VerbatimChar"/>
         </w:rPr>
+        <w:t xml:space="preserve">TIMER_009</w:t>
+      </w:r>
+      <w:r>
+        <w:t xml:space="preserve"> </w:t>
+      </w:r>
+      <w:r>
+        <w:rPr>
+          <w:rStyle w:val="VerbatimChar"/>
+        </w:rPr>
         <w:t xml:space="preserve">CFG_REG_HI[31]</w:t>
       </w:r>
       <w:r>
@@ -9160,6 +9312,15 @@
         <w:jc w:val="left"/>
       </w:pPr>
       <w:r>
+        <w:rPr>
+          <w:rStyle w:val="VerbatimChar"/>
+        </w:rPr>
+        <w:t xml:space="preserve">TIMER_010</w:t>
+      </w:r>
+      <w:r>
+        <w:t xml:space="preserve"> </w:t>
+      </w:r>
+      <w:r>
         <w:t xml:space="preserve">Tie-offs of section 10 present;</w:t>
       </w:r>
       <w:r>
@@ -9202,6 +9363,15 @@
         </w:numPr>
         <w:jc w:val="left"/>
       </w:pPr>
+      <w:r>
+        <w:rPr>
+          <w:rStyle w:val="VerbatimChar"/>
+        </w:rPr>
+        <w:t xml:space="preserve">TIMER_011</w:t>
+      </w:r>
+      <w:r>
+        <w:t xml:space="preserve"> </w:t>
+      </w:r>
       <w:r>
         <w:t xml:space="preserve">Integration:</w:t>
       </w:r>
@@ -9815,7 +9985,7 @@
       <w:rPr>
         <w:szCs w:val="26"/>
       </w:rPr>
-      <w:t>V2.5</w:t>
+      <w:t>V2.6</w:t>
     </w:r>
     <w:r>
       <w:rPr>

--- a/doc/specs/docx/QNSC_TIMER_MAS.docx
+++ b/doc/specs/docx/QNSC_TIMER_MAS.docx
@@ -15,7 +15,7 @@
         <w:pStyle w:val="Subtitle"/>
       </w:pPr>
       <w:r>
-        <w:t xml:space="preserve">MICRO-ARCHITECTURE SPECIFICATION – V2.5</w:t>
+        <w:t xml:space="preserve">MICRO-ARCHITECTURE SPECIFICATION – V2.6</w:t>
       </w:r>
     </w:p>
     <w:p>
@@ -974,6 +974,116 @@
           </w:p>
         </w:tc>
       </w:tr>
+      <w:tr>
+        <w:tc>
+          <w:tcPr/>
+          <w:p>
+            <w:pPr>
+              <w:pStyle w:val="Compact"/>
+              <w:jc w:val="left"/>
+            </w:pPr>
+            <w:r>
+              <w:t xml:space="preserve">V2.6</w:t>
+            </w:r>
+          </w:p>
+        </w:tc>
+        <w:tc>
+          <w:tcPr/>
+          <w:p>
+            <w:pPr>
+              <w:pStyle w:val="Compact"/>
+              <w:jc w:val="left"/>
+            </w:pPr>
+            <w:r>
+              <w:t xml:space="preserve">2026-10-15</w:t>
+            </w:r>
+          </w:p>
+        </w:tc>
+        <w:tc>
+          <w:tcPr/>
+          <w:p>
+            <w:pPr>
+              <w:pStyle w:val="Compact"/>
+              <w:jc w:val="left"/>
+            </w:pPr>
+            <w:r>
+              <w:t xml:space="preserve">Nghia VT</w:t>
+            </w:r>
+          </w:p>
+        </w:tc>
+        <w:tc>
+          <w:tcPr/>
+          <w:p>
+            <w:pPr>
+              <w:pStyle w:val="Compact"/>
+              <w:jc w:val="left"/>
+            </w:pPr>
+            <w:r>
+              <w:t xml:space="preserve">–</w:t>
+            </w:r>
+          </w:p>
+        </w:tc>
+        <w:tc>
+          <w:tcPr/>
+          <w:p>
+            <w:pPr>
+              <w:pStyle w:val="Compact"/>
+              <w:jc w:val="left"/>
+            </w:pPr>
+            <w:r>
+              <w:rPr>
+                <w:rStyle w:val="VerbatimChar"/>
+              </w:rPr>
+              <w:t xml:space="preserve">i_bus_apb_paddr</w:t>
+            </w:r>
+            <w:r>
+              <w:t xml:space="preserve"> </w:t>
+            </w:r>
+            <w:r>
+              <w:t xml:space="preserve">is 14 bits, was 12: the contract</w:t>
+            </w:r>
+            <w:r>
+              <w:t xml:space="preserve"> </w:t>
+            </w:r>
+            <w:r>
+              <w:rPr>
+                <w:rStyle w:val="VerbatimChar"/>
+              </w:rPr>
+              <w:t xml:space="preserve">meta.apb_paddr_width</w:t>
+            </w:r>
+            <w:r>
+              <w:t xml:space="preserve"> </w:t>
+            </w:r>
+            <w:r>
+              <w:t xml:space="preserve">changed in #77 because the windows are 16 KiB; the requirement on the bus owner no longer says that</w:t>
+            </w:r>
+            <w:r>
+              <w:t xml:space="preserve"> </w:t>
+            </w:r>
+            <w:r>
+              <w:rPr>
+                <w:rStyle w:val="VerbatimChar"/>
+              </w:rPr>
+              <w:t xml:space="preserve">P_BUS</w:t>
+            </w:r>
+            <w:r>
+              <w:t xml:space="preserve"> </w:t>
+            </w:r>
+            <w:r>
+              <w:t xml:space="preserve">subtracts the base (nothing does; the window is aligned to its size). The decode is unchanged:</w:t>
+            </w:r>
+            <w:r>
+              <w:t xml:space="preserve"> </w:t>
+            </w:r>
+            <w:r>
+              <w:rPr>
+                <w:rStyle w:val="VerbatimChar"/>
+              </w:rPr>
+              <w:t xml:space="preserve">PADDR[5:0]</w:t>
+            </w:r>
+          </w:p>
+        </w:tc>
+      </w:tr>
     </w:tbl>
     <w:bookmarkEnd w:id="26"/>
     <w:bookmarkStart w:id="27" w:name="overview"/>
@@ -2267,7 +2377,7 @@
               <w:jc w:val="right"/>
             </w:pPr>
             <w:r>
-              <w:t xml:space="preserve">12</w:t>
+              <w:t xml:space="preserve">14</w:t>
             </w:r>
           </w:p>
         </w:tc>
@@ -8430,25 +8540,13 @@
               <w:rPr>
                 <w:rStyle w:val="VerbatimChar"/>
               </w:rPr>
-              <w:t xml:space="preserve">i_bus_apb_paddr[11:0]</w:t>
-            </w:r>
-            <w:r>
-              <w:t xml:space="preserve"> </w:t>
-            </w:r>
-            <w:r>
-              <w:t xml:space="preserve">= the low 12 bits of the offset (</w:t>
-            </w:r>
-            <w:r>
-              <w:rPr>
-                <w:rStyle w:val="VerbatimChar"/>
-              </w:rPr>
-              <w:t xml:space="preserve">P_BUS</w:t>
-            </w:r>
-            <w:r>
-              <w:t xml:space="preserve"> </w:t>
-            </w:r>
-            <w:r>
-              <w:t xml:space="preserve">subtracts the base; offset bits 13:12 are not used)</w:t>
+              <w:t xml:space="preserve">i_bus_apb_paddr[13:0]</w:t>
+            </w:r>
+            <w:r>
+              <w:t xml:space="preserve"> </w:t>
+            </w:r>
+            <w:r>
+              <w:t xml:space="preserve">= the offset inside the 16 KiB window, the low 14 bits of the address (the window is aligned to its size); offset bits 13:6 are not decoded</w:t>
             </w:r>
           </w:p>
         </w:tc>
@@ -9815,7 +9913,7 @@
       <w:rPr>
         <w:szCs w:val="26"/>
       </w:rPr>
-      <w:t>V2.5</w:t>
+      <w:t>V2.6</w:t>
     </w:r>
     <w:r>
       <w:rPr>
